--- a/Chap/Prog01/Prog01.docx
+++ b/Chap/Prog01/Prog01.docx
@@ -1,7 +1,9 @@
 
 <file path=word/document.xml><?xml version="1.0" encoding="utf-8"?>
-<w:document xmlns:wpc="http://schemas.microsoft.com/office/word/2010/wordprocessingCanvas" xmlns:cx="http://schemas.microsoft.com/office/drawing/2014/chartex" xmlns:cx1="http://schemas.microsoft.com/office/drawing/2015/9/8/chartex" xmlns:cx2="http://schemas.microsoft.com/office/drawing/2015/10/21/chartex" xmlns:cx3="http://schemas.microsoft.com/office/drawing/2016/5/9/chartex" xmlns:cx4="http://schemas.microsoft.com/office/drawing/2016/5/10/chartex" xmlns:cx5="http://schemas.microsoft.com/office/drawing/2016/5/11/chartex" xmlns:cx6="http://schemas.microsoft.com/office/drawing/2016/5/12/chartex" xmlns:cx7="http://schemas.microsoft.com/office/drawing/2016/5/13/chartex" xmlns:cx8="http://schemas.microsoft.com/office/drawing/2016/5/14/chartex" xmlns:mc="http://schemas.openxmlformats.org/markup-compatibility/2006" xmlns:aink="http://schemas.microsoft.com/office/drawing/2016/ink" xmlns:am3d="http://schemas.microsoft.com/office/drawing/2017/model3d" xmlns:o="urn:schemas-microsoft-com:office:office" xmlns:oel="http://schemas.microsoft.com/office/2019/extlst" xmlns:r="http://schemas.openxmlformats.org/officeDocument/2006/relationships" xmlns:m="http://schemas.openxmlformats.org/officeDocument/2006/math" xmlns:v="urn:schemas-microsoft-com:vml" xmlns:wp14="http://schemas.microsoft.com/office/word/2010/wordprocessingDrawing" xmlns:wp="http://schemas.openxmlformats.org/drawingml/2006/wordprocessingDrawing" xmlns:w10="urn:schemas-microsoft-com:office:word" xmlns:w="http://schemas.openxmlformats.org/wordprocessingml/2006/main" xmlns:w14="http://schemas.microsoft.com/office/word/2010/wordml" xmlns:w15="http://schemas.microsoft.com/office/word/2012/wordml" xmlns:w16cex="http://schemas.microsoft.com/office/word/2018/wordml/cex" xmlns:w16cid="http://schemas.microsoft.com/office/word/2016/wordml/cid" xmlns:w16="http://schemas.microsoft.com/office/word/2018/wordml" xmlns:w16du="http://schemas.microsoft.com/office/word/2023/wordml/word16du" xmlns:w16sdtdh="http://schemas.microsoft.com/office/word/2020/wordml/sdtdatahash" xmlns:w16sdtfl="http://schemas.microsoft.com/office/word/2024/wordml/sdtformatlock" xmlns:w16se="http://schemas.microsoft.com/office/word/2015/wordml/symex" xmlns:wpg="http://schemas.microsoft.com/office/word/2010/wordprocessingGroup" xmlns:wpi="http://schemas.microsoft.com/office/word/2010/wordprocessingInk" xmlns:wne="http://schemas.microsoft.com/office/word/2006/wordml" xmlns:wps="http://schemas.microsoft.com/office/word/2010/wordprocessingShape" mc:Ignorable="w14 w15 w16se w16cid w16 w16cex w16sdtdh w16sdtfl w16du wp14">
+<w:document xmlns:wpc="http://schemas.microsoft.com/office/word/2010/wordprocessingCanvas" xmlns:cx="http://schemas.microsoft.com/office/drawing/2014/chartex" xmlns:cx1="http://schemas.microsoft.com/office/drawing/2015/9/8/chartex" xmlns:cx2="http://schemas.microsoft.com/office/drawing/2015/10/21/chartex" xmlns:cx3="http://schemas.microsoft.com/office/drawing/2016/5/9/chartex" xmlns:cx4="http://schemas.microsoft.com/office/drawing/2016/5/10/chartex" xmlns:cx5="http://schemas.microsoft.com/office/drawing/2016/5/11/chartex" xmlns:cx6="http://schemas.microsoft.com/office/drawing/2016/5/12/chartex" xmlns:cx7="http://schemas.microsoft.com/office/drawing/2016/5/13/chartex" xmlns:cx8="http://schemas.microsoft.com/office/drawing/2016/5/14/chartex" xmlns:mc="http://schemas.openxmlformats.org/markup-compatibility/2006" xmlns:aink="http://schemas.microsoft.com/office/drawing/2016/ink" xmlns:am3d="http://schemas.microsoft.com/office/drawing/2017/model3d" xmlns:o="urn:schemas-microsoft-com:office:office" xmlns:r="http://schemas.openxmlformats.org/officeDocument/2006/relationships" xmlns:m="http://schemas.openxmlformats.org/officeDocument/2006/math" xmlns:v="urn:schemas-microsoft-com:vml" xmlns:wp14="http://schemas.microsoft.com/office/word/2010/wordprocessingDrawing" xmlns:wp="http://schemas.openxmlformats.org/drawingml/2006/wordprocessingDrawing" xmlns:w10="urn:schemas-microsoft-com:office:word" xmlns:w="http://schemas.openxmlformats.org/wordprocessingml/2006/main" xmlns:w14="http://schemas.microsoft.com/office/word/2010/wordml" xmlns:w15="http://schemas.microsoft.com/office/word/2012/wordml" xmlns:w16cid="http://schemas.microsoft.com/office/word/2016/wordml/cid" xmlns:w16se="http://schemas.microsoft.com/office/word/2015/wordml/symex" xmlns:wpg="http://schemas.microsoft.com/office/word/2010/wordprocessingGroup" xmlns:wpi="http://schemas.microsoft.com/office/word/2010/wordprocessingInk" xmlns:wne="http://schemas.microsoft.com/office/word/2006/wordml" xmlns:wps="http://schemas.microsoft.com/office/word/2010/wordprocessingShape" mc:Ignorable="w14 w15 w16se w16cid wp14">
   <w:body>
+    <w:bookmarkStart w:id="0" w:name="_GoBack" w:displacedByCustomXml="next"/>
+    <w:bookmarkEnd w:id="0" w:displacedByCustomXml="next"/>
     <w:sdt>
       <w:sdtPr>
         <w:rPr>
@@ -72,6 +74,7 @@
                   <w:dataBinding w:prefixMappings="xmlns:ns0='http://schemas.openxmlformats.org/package/2006/metadata/core-properties' xmlns:ns1='http://purl.org/dc/elements/1.1/'" w:xpath="/ns0:coreProperties[1]/ns1:title[1]" w:storeItemID="{6C3C8BC8-F283-45AE-878A-BAB7291924A1}"/>
                   <w:text/>
                 </w:sdtPr>
+                <w:sdtEndPr/>
                 <w:sdtContent>
                   <w:p>
                     <w:pPr>
@@ -163,6 +166,7 @@
                 <w:dataBinding w:prefixMappings="xmlns:ns0='http://schemas.openxmlformats.org/package/2006/metadata/core-properties' xmlns:ns1='http://purl.org/dc/elements/1.1/'" w:xpath="/ns0:coreProperties[1]/ns1:subject[1]" w:storeItemID="{6C3C8BC8-F283-45AE-878A-BAB7291924A1}"/>
                 <w:text/>
               </w:sdtPr>
+              <w:sdtEndPr/>
               <w:sdtContent>
                 <w:tc>
                   <w:tcPr>
@@ -230,6 +234,7 @@
                   <w:dataBinding w:prefixMappings="xmlns:ns0='http://schemas.openxmlformats.org/package/2006/metadata/core-properties' xmlns:ns1='http://purl.org/dc/elements/1.1/'" w:xpath="/ns0:coreProperties[1]/ns1:creator[1]" w:storeItemID="{6C3C8BC8-F283-45AE-878A-BAB7291924A1}"/>
                   <w:text/>
                 </w:sdtPr>
+                <w:sdtEndPr/>
                 <w:sdtContent>
                   <w:p>
                     <w:pPr>
@@ -265,6 +270,7 @@
                     <w:calendar w:val="gregorian"/>
                   </w:date>
                 </w:sdtPr>
+                <w:sdtEndPr/>
                 <w:sdtContent>
                   <w:p>
                     <w:pPr>
@@ -317,8 +323,8 @@
         </w:sectPr>
       </w:pPr>
     </w:p>
-    <w:bookmarkStart w:id="0" w:name="The_Programming_Process"/>
-    <w:bookmarkEnd w:id="0"/>
+    <w:bookmarkStart w:id="1" w:name="The_Programming_Process"/>
+    <w:bookmarkEnd w:id="1"/>
     <w:p>
       <w:pPr>
         <w:pStyle w:val="Indholdsfortegnelse1"/>
@@ -1412,12 +1418,12 @@
         <w:pStyle w:val="Overskrift1"/>
         <w:ind w:left="0"/>
       </w:pPr>
-      <w:bookmarkStart w:id="1" w:name="_Toc206947556"/>
+      <w:bookmarkStart w:id="2" w:name="_Toc206947556"/>
       <w:r>
         <w:lastRenderedPageBreak/>
         <w:t>Introduction</w:t>
       </w:r>
-      <w:bookmarkEnd w:id="1"/>
+      <w:bookmarkEnd w:id="2"/>
     </w:p>
     <w:p>
       <w:pPr>
@@ -1934,12 +1940,12 @@
         <w:pStyle w:val="Overskrift1"/>
         <w:ind w:left="0"/>
       </w:pPr>
-      <w:bookmarkStart w:id="2" w:name="_Toc206947557"/>
+      <w:bookmarkStart w:id="3" w:name="_Toc206947557"/>
       <w:r>
         <w:lastRenderedPageBreak/>
         <w:t>Data Types</w:t>
       </w:r>
-      <w:bookmarkEnd w:id="2"/>
+      <w:bookmarkEnd w:id="3"/>
     </w:p>
     <w:p>
       <w:pPr>
@@ -3257,14 +3263,14 @@
         <w:pStyle w:val="Overskrift1"/>
         <w:ind w:left="0"/>
       </w:pPr>
-      <w:bookmarkStart w:id="3" w:name="_Toc510548824"/>
-      <w:bookmarkStart w:id="4" w:name="_Toc206947558"/>
+      <w:bookmarkStart w:id="4" w:name="_Toc510548824"/>
+      <w:bookmarkStart w:id="5" w:name="_Toc206947558"/>
       <w:r>
         <w:lastRenderedPageBreak/>
         <w:t>Variables</w:t>
       </w:r>
-      <w:bookmarkEnd w:id="3"/>
       <w:bookmarkEnd w:id="4"/>
+      <w:bookmarkEnd w:id="5"/>
     </w:p>
     <w:p>
       <w:pPr>
@@ -4218,13 +4224,13 @@
         <w:pStyle w:val="Overskrift1"/>
         <w:ind w:left="0"/>
       </w:pPr>
-      <w:bookmarkStart w:id="5" w:name="_Toc510548825"/>
-      <w:bookmarkStart w:id="6" w:name="_Toc206947559"/>
+      <w:bookmarkStart w:id="6" w:name="_Toc510548825"/>
+      <w:bookmarkStart w:id="7" w:name="_Toc206947559"/>
       <w:r>
         <w:t>Arithmetic</w:t>
       </w:r>
-      <w:bookmarkEnd w:id="5"/>
       <w:bookmarkEnd w:id="6"/>
+      <w:bookmarkEnd w:id="7"/>
     </w:p>
     <w:p>
       <w:pPr>
@@ -5655,14 +5661,14 @@
         <w:pStyle w:val="Overskrift1"/>
         <w:ind w:left="0"/>
       </w:pPr>
-      <w:bookmarkStart w:id="7" w:name="_Toc510548826"/>
-      <w:bookmarkStart w:id="8" w:name="_Toc206947560"/>
+      <w:bookmarkStart w:id="8" w:name="_Toc510548826"/>
+      <w:bookmarkStart w:id="9" w:name="_Toc206947560"/>
       <w:r>
         <w:lastRenderedPageBreak/>
         <w:t>Code Quality, part I</w:t>
       </w:r>
-      <w:bookmarkEnd w:id="7"/>
       <w:bookmarkEnd w:id="8"/>
+      <w:bookmarkEnd w:id="9"/>
     </w:p>
     <w:p>
       <w:pPr>
@@ -6980,7 +6986,14 @@
           <w:sz w:val="28"/>
           <w:szCs w:val="28"/>
         </w:rPr>
-        <w:t>Make code</w:t>
+        <w:t>Write</w:t>
+      </w:r>
+      <w:r>
+        <w:rPr>
+          <w:sz w:val="28"/>
+          <w:szCs w:val="28"/>
+        </w:rPr>
+        <w:t xml:space="preserve"> code</w:t>
       </w:r>
       <w:r>
         <w:rPr>
@@ -7071,7 +7084,14 @@
           <w:sz w:val="28"/>
           <w:szCs w:val="28"/>
         </w:rPr>
-        <w:t xml:space="preserve">Make </w:t>
+        <w:t>Write</w:t>
+      </w:r>
+      <w:r>
+        <w:rPr>
+          <w:sz w:val="28"/>
+          <w:szCs w:val="28"/>
+        </w:rPr>
+        <w:t xml:space="preserve"> </w:t>
       </w:r>
       <w:r>
         <w:rPr>
@@ -7101,14 +7121,32 @@
           <w:sz w:val="28"/>
           <w:szCs w:val="28"/>
         </w:rPr>
-        <w:t>conform to requirements</w:t>
-      </w:r>
-      <w:r>
-        <w:rPr>
+        <w:t>conform</w:t>
+      </w:r>
+      <w:r>
+        <w:rPr>
+          <w:b/>
           <w:bCs/>
           <w:sz w:val="28"/>
           <w:szCs w:val="28"/>
         </w:rPr>
+        <w:t>s</w:t>
+      </w:r>
+      <w:r>
+        <w:rPr>
+          <w:b/>
+          <w:bCs/>
+          <w:sz w:val="28"/>
+          <w:szCs w:val="28"/>
+        </w:rPr>
+        <w:t xml:space="preserve"> to requirements</w:t>
+      </w:r>
+      <w:r>
+        <w:rPr>
+          <w:bCs/>
+          <w:sz w:val="28"/>
+          <w:szCs w:val="28"/>
+        </w:rPr>
         <w:t>, and</w:t>
       </w:r>
       <w:r>
@@ -7135,7 +7173,52 @@
           <w:sz w:val="28"/>
           <w:szCs w:val="28"/>
         </w:rPr>
-        <w:t xml:space="preserve"> behaves as specified</w:t>
+        <w:t xml:space="preserve"> behaves </w:t>
+      </w:r>
+      <w:r>
+        <w:rPr>
+          <w:b/>
+          <w:bCs/>
+          <w:sz w:val="28"/>
+          <w:szCs w:val="28"/>
+        </w:rPr>
+        <w:t>according to</w:t>
+      </w:r>
+      <w:r>
+        <w:rPr>
+          <w:b/>
+          <w:bCs/>
+          <w:sz w:val="28"/>
+          <w:szCs w:val="28"/>
+        </w:rPr>
+        <w:t xml:space="preserve"> speci</w:t>
+      </w:r>
+      <w:r>
+        <w:rPr>
+          <w:b/>
+          <w:bCs/>
+          <w:sz w:val="28"/>
+          <w:szCs w:val="28"/>
+        </w:rPr>
+        <w:softHyphen/>
+      </w:r>
+      <w:r>
+        <w:rPr>
+          <w:b/>
+          <w:bCs/>
+          <w:sz w:val="28"/>
+          <w:szCs w:val="28"/>
+        </w:rPr>
+        <w:t>fi</w:t>
+      </w:r>
+      <w:r>
+        <w:rPr>
+          <w:b/>
+          <w:bCs/>
+          <w:sz w:val="28"/>
+          <w:szCs w:val="28"/>
+        </w:rPr>
+        <w:t>cation</w:t>
       </w:r>
     </w:p>
     <w:p>
@@ -7155,7 +7238,14 @@
           <w:sz w:val="28"/>
           <w:szCs w:val="28"/>
         </w:rPr>
-        <w:t xml:space="preserve">Make </w:t>
+        <w:t>Write</w:t>
+      </w:r>
+      <w:r>
+        <w:rPr>
+          <w:sz w:val="28"/>
+          <w:szCs w:val="28"/>
+        </w:rPr>
+        <w:t xml:space="preserve"> </w:t>
       </w:r>
       <w:r>
         <w:rPr>
@@ -7248,14 +7338,14 @@
         <w:pStyle w:val="Overskrift1"/>
         <w:ind w:left="0"/>
       </w:pPr>
-      <w:bookmarkStart w:id="9" w:name="_Toc510548827"/>
-      <w:bookmarkStart w:id="10" w:name="_Toc206947561"/>
+      <w:bookmarkStart w:id="10" w:name="_Toc510548827"/>
+      <w:bookmarkStart w:id="11" w:name="_Toc206947561"/>
       <w:r>
         <w:lastRenderedPageBreak/>
         <w:t>Screen output and type conversions</w:t>
       </w:r>
-      <w:bookmarkEnd w:id="9"/>
       <w:bookmarkEnd w:id="10"/>
+      <w:bookmarkEnd w:id="11"/>
     </w:p>
     <w:p>
       <w:pPr>
@@ -8898,7 +8988,21 @@
           <w:sz w:val="28"/>
           <w:szCs w:val="28"/>
         </w:rPr>
-        <w:t xml:space="preserve"> (a.k.a. </w:t>
+        <w:t xml:space="preserve"> (a</w:t>
+      </w:r>
+      <w:r>
+        <w:rPr>
+          <w:sz w:val="28"/>
+          <w:szCs w:val="28"/>
+        </w:rPr>
+        <w:t>lso known as</w:t>
+      </w:r>
+      <w:r>
+        <w:rPr>
+          <w:sz w:val="28"/>
+          <w:szCs w:val="28"/>
+        </w:rPr>
+        <w:t xml:space="preserve"> </w:t>
       </w:r>
       <w:r>
         <w:rPr>
@@ -9109,8 +9213,8 @@
         <w:spacing w:line="239" w:lineRule="auto"/>
         <w:ind w:left="0"/>
       </w:pPr>
-      <w:bookmarkStart w:id="11" w:name="Types_and_Variables"/>
-      <w:bookmarkEnd w:id="11"/>
+      <w:bookmarkStart w:id="12" w:name="Types_and_Variables"/>
+      <w:bookmarkEnd w:id="12"/>
     </w:p>
     <w:p>
       <w:pPr>
@@ -9813,13 +9917,13 @@
         <w:pStyle w:val="Overskrift1"/>
         <w:ind w:left="0"/>
       </w:pPr>
-      <w:bookmarkStart w:id="12" w:name="_Toc510548828"/>
-      <w:bookmarkStart w:id="13" w:name="_Toc206947562"/>
+      <w:bookmarkStart w:id="13" w:name="_Toc510548828"/>
+      <w:bookmarkStart w:id="14" w:name="_Toc206947562"/>
       <w:r>
         <w:t>Logic</w:t>
       </w:r>
-      <w:bookmarkEnd w:id="12"/>
       <w:bookmarkEnd w:id="13"/>
+      <w:bookmarkEnd w:id="14"/>
     </w:p>
     <w:p>
       <w:pPr>
@@ -12880,14 +12984,14 @@
         <w:pStyle w:val="Overskrift1"/>
         <w:ind w:left="0"/>
       </w:pPr>
-      <w:bookmarkStart w:id="14" w:name="_Toc510548829"/>
-      <w:bookmarkStart w:id="15" w:name="_Toc206947563"/>
+      <w:bookmarkStart w:id="15" w:name="_Toc510548829"/>
+      <w:bookmarkStart w:id="16" w:name="_Toc206947563"/>
       <w:r>
         <w:lastRenderedPageBreak/>
         <w:t>Functions</w:t>
       </w:r>
-      <w:bookmarkEnd w:id="14"/>
       <w:bookmarkEnd w:id="15"/>
+      <w:bookmarkEnd w:id="16"/>
     </w:p>
     <w:p>
       <w:pPr>
@@ -14922,8 +15026,8 @@
         </w:rPr>
         <w:t>, and they may in turn be called by other functions at even higher levels, and so on. This allows you to break down very complex logic – maybe requiring thousands of statements – into manageable parts.</w:t>
       </w:r>
-      <w:bookmarkStart w:id="16" w:name="Pre-OO_programming"/>
-      <w:bookmarkEnd w:id="16"/>
+      <w:bookmarkStart w:id="17" w:name="Pre-OO_programming"/>
+      <w:bookmarkEnd w:id="17"/>
       <w:r>
         <w:rPr>
           <w:sz w:val="28"/>
@@ -14941,14 +15045,14 @@
           <w:szCs w:val="20"/>
         </w:rPr>
       </w:pPr>
-      <w:bookmarkStart w:id="17" w:name="_Toc510548830"/>
-      <w:bookmarkStart w:id="18" w:name="_Toc206947564"/>
+      <w:bookmarkStart w:id="18" w:name="_Toc510548830"/>
+      <w:bookmarkStart w:id="19" w:name="_Toc206947564"/>
       <w:r>
         <w:lastRenderedPageBreak/>
         <w:t>Pre-OO programming</w:t>
       </w:r>
-      <w:bookmarkEnd w:id="17"/>
       <w:bookmarkEnd w:id="18"/>
+      <w:bookmarkEnd w:id="19"/>
     </w:p>
     <w:p>
       <w:pPr>
@@ -15386,12 +15490,12 @@
         <w:pStyle w:val="Overskrift1"/>
         <w:ind w:left="0"/>
       </w:pPr>
-      <w:bookmarkStart w:id="19" w:name="_Toc206947565"/>
+      <w:bookmarkStart w:id="20" w:name="_Toc206947565"/>
       <w:r>
         <w:lastRenderedPageBreak/>
         <w:t>Exercises</w:t>
       </w:r>
-      <w:bookmarkEnd w:id="19"/>
+      <w:bookmarkEnd w:id="20"/>
     </w:p>
     <w:p>
       <w:pPr>
@@ -15481,16 +15585,16 @@
                 <w:lang w:eastAsia="da-DK"/>
               </w:rPr>
             </w:pPr>
-            <w:bookmarkStart w:id="20" w:name="_Toc510676360"/>
-            <w:bookmarkStart w:id="21" w:name="_Toc206947566"/>
+            <w:bookmarkStart w:id="21" w:name="_Toc510676360"/>
+            <w:bookmarkStart w:id="22" w:name="_Toc206947566"/>
             <w:r>
               <w:rPr>
                 <w:lang w:eastAsia="da-DK"/>
               </w:rPr>
               <w:t>Pro.1.1</w:t>
             </w:r>
-            <w:bookmarkEnd w:id="20"/>
             <w:bookmarkEnd w:id="21"/>
+            <w:bookmarkEnd w:id="22"/>
           </w:p>
           <w:p>
             <w:pPr>
@@ -16460,16 +16564,16 @@
                 <w:lang w:eastAsia="da-DK"/>
               </w:rPr>
             </w:pPr>
-            <w:bookmarkStart w:id="22" w:name="_Toc510676361"/>
-            <w:bookmarkStart w:id="23" w:name="_Toc206947567"/>
+            <w:bookmarkStart w:id="23" w:name="_Toc510676361"/>
+            <w:bookmarkStart w:id="24" w:name="_Toc206947567"/>
             <w:r>
               <w:rPr>
                 <w:lang w:eastAsia="da-DK"/>
               </w:rPr>
               <w:t>Pro.1.2</w:t>
             </w:r>
-            <w:bookmarkEnd w:id="22"/>
             <w:bookmarkEnd w:id="23"/>
+            <w:bookmarkEnd w:id="24"/>
           </w:p>
           <w:p>
             <w:pPr>
@@ -18124,16 +18228,16 @@
                 <w:lang w:eastAsia="da-DK"/>
               </w:rPr>
             </w:pPr>
-            <w:bookmarkStart w:id="24" w:name="_Toc510676362"/>
-            <w:bookmarkStart w:id="25" w:name="_Toc206947568"/>
+            <w:bookmarkStart w:id="25" w:name="_Toc510676362"/>
+            <w:bookmarkStart w:id="26" w:name="_Toc206947568"/>
             <w:r>
               <w:rPr>
                 <w:lang w:eastAsia="da-DK"/>
               </w:rPr>
               <w:t>Pro.1.3</w:t>
             </w:r>
-            <w:bookmarkEnd w:id="24"/>
             <w:bookmarkEnd w:id="25"/>
+            <w:bookmarkEnd w:id="26"/>
           </w:p>
           <w:p>
             <w:pPr>
@@ -20237,14 +20341,14 @@
                 <w:lang w:eastAsia="da-DK"/>
               </w:rPr>
             </w:pPr>
-            <w:bookmarkStart w:id="26" w:name="_Toc206947569"/>
+            <w:bookmarkStart w:id="27" w:name="_Toc206947569"/>
             <w:r>
               <w:rPr>
                 <w:lang w:eastAsia="da-DK"/>
               </w:rPr>
               <w:t>Pro.1.4</w:t>
             </w:r>
-            <w:bookmarkEnd w:id="26"/>
+            <w:bookmarkEnd w:id="27"/>
           </w:p>
           <w:p>
             <w:pPr>
@@ -22065,22 +22169,22 @@
                 <w:lang w:eastAsia="da-DK"/>
               </w:rPr>
             </w:pPr>
-            <w:bookmarkStart w:id="27" w:name="_Toc510676363"/>
-            <w:bookmarkStart w:id="28" w:name="_Toc206947570"/>
+            <w:bookmarkStart w:id="28" w:name="_Toc510676363"/>
+            <w:bookmarkStart w:id="29" w:name="_Toc206947570"/>
             <w:r>
               <w:rPr>
                 <w:lang w:eastAsia="da-DK"/>
               </w:rPr>
               <w:t>Pro.1.</w:t>
             </w:r>
-            <w:bookmarkEnd w:id="27"/>
+            <w:bookmarkEnd w:id="28"/>
             <w:r>
               <w:rPr>
                 <w:lang w:eastAsia="da-DK"/>
               </w:rPr>
               <w:t>5</w:t>
             </w:r>
-            <w:bookmarkEnd w:id="28"/>
+            <w:bookmarkEnd w:id="29"/>
           </w:p>
           <w:p>
             <w:pPr>
@@ -23040,7 +23144,7 @@
 </file>
 
 <file path=word/endnotes.xml><?xml version="1.0" encoding="utf-8"?>
-<w:endnotes xmlns:wpc="http://schemas.microsoft.com/office/word/2010/wordprocessingCanvas" xmlns:cx="http://schemas.microsoft.com/office/drawing/2014/chartex" xmlns:cx1="http://schemas.microsoft.com/office/drawing/2015/9/8/chartex" xmlns:cx2="http://schemas.microsoft.com/office/drawing/2015/10/21/chartex" xmlns:cx3="http://schemas.microsoft.com/office/drawing/2016/5/9/chartex" xmlns:cx4="http://schemas.microsoft.com/office/drawing/2016/5/10/chartex" xmlns:cx5="http://schemas.microsoft.com/office/drawing/2016/5/11/chartex" xmlns:cx6="http://schemas.microsoft.com/office/drawing/2016/5/12/chartex" xmlns:cx7="http://schemas.microsoft.com/office/drawing/2016/5/13/chartex" xmlns:cx8="http://schemas.microsoft.com/office/drawing/2016/5/14/chartex" xmlns:mc="http://schemas.openxmlformats.org/markup-compatibility/2006" xmlns:aink="http://schemas.microsoft.com/office/drawing/2016/ink" xmlns:am3d="http://schemas.microsoft.com/office/drawing/2017/model3d" xmlns:o="urn:schemas-microsoft-com:office:office" xmlns:oel="http://schemas.microsoft.com/office/2019/extlst" xmlns:r="http://schemas.openxmlformats.org/officeDocument/2006/relationships" xmlns:m="http://schemas.openxmlformats.org/officeDocument/2006/math" xmlns:v="urn:schemas-microsoft-com:vml" xmlns:wp14="http://schemas.microsoft.com/office/word/2010/wordprocessingDrawing" xmlns:wp="http://schemas.openxmlformats.org/drawingml/2006/wordprocessingDrawing" xmlns:w10="urn:schemas-microsoft-com:office:word" xmlns:w="http://schemas.openxmlformats.org/wordprocessingml/2006/main" xmlns:w14="http://schemas.microsoft.com/office/word/2010/wordml" xmlns:w15="http://schemas.microsoft.com/office/word/2012/wordml" xmlns:w16cex="http://schemas.microsoft.com/office/word/2018/wordml/cex" xmlns:w16cid="http://schemas.microsoft.com/office/word/2016/wordml/cid" xmlns:w16="http://schemas.microsoft.com/office/word/2018/wordml" xmlns:w16du="http://schemas.microsoft.com/office/word/2023/wordml/word16du" xmlns:w16sdtdh="http://schemas.microsoft.com/office/word/2020/wordml/sdtdatahash" xmlns:w16sdtfl="http://schemas.microsoft.com/office/word/2024/wordml/sdtformatlock" xmlns:w16se="http://schemas.microsoft.com/office/word/2015/wordml/symex" xmlns:wpg="http://schemas.microsoft.com/office/word/2010/wordprocessingGroup" xmlns:wpi="http://schemas.microsoft.com/office/word/2010/wordprocessingInk" xmlns:wne="http://schemas.microsoft.com/office/word/2006/wordml" xmlns:wps="http://schemas.microsoft.com/office/word/2010/wordprocessingShape" mc:Ignorable="w14 w15 w16se w16cid w16 w16cex w16sdtdh w16sdtfl w16du wp14">
+<w:endnotes xmlns:wpc="http://schemas.microsoft.com/office/word/2010/wordprocessingCanvas" xmlns:cx="http://schemas.microsoft.com/office/drawing/2014/chartex" xmlns:cx1="http://schemas.microsoft.com/office/drawing/2015/9/8/chartex" xmlns:cx2="http://schemas.microsoft.com/office/drawing/2015/10/21/chartex" xmlns:cx3="http://schemas.microsoft.com/office/drawing/2016/5/9/chartex" xmlns:cx4="http://schemas.microsoft.com/office/drawing/2016/5/10/chartex" xmlns:cx5="http://schemas.microsoft.com/office/drawing/2016/5/11/chartex" xmlns:cx6="http://schemas.microsoft.com/office/drawing/2016/5/12/chartex" xmlns:cx7="http://schemas.microsoft.com/office/drawing/2016/5/13/chartex" xmlns:cx8="http://schemas.microsoft.com/office/drawing/2016/5/14/chartex" xmlns:mc="http://schemas.openxmlformats.org/markup-compatibility/2006" xmlns:aink="http://schemas.microsoft.com/office/drawing/2016/ink" xmlns:am3d="http://schemas.microsoft.com/office/drawing/2017/model3d" xmlns:o="urn:schemas-microsoft-com:office:office" xmlns:r="http://schemas.openxmlformats.org/officeDocument/2006/relationships" xmlns:m="http://schemas.openxmlformats.org/officeDocument/2006/math" xmlns:v="urn:schemas-microsoft-com:vml" xmlns:wp14="http://schemas.microsoft.com/office/word/2010/wordprocessingDrawing" xmlns:wp="http://schemas.openxmlformats.org/drawingml/2006/wordprocessingDrawing" xmlns:w10="urn:schemas-microsoft-com:office:word" xmlns:w="http://schemas.openxmlformats.org/wordprocessingml/2006/main" xmlns:w14="http://schemas.microsoft.com/office/word/2010/wordml" xmlns:w15="http://schemas.microsoft.com/office/word/2012/wordml" xmlns:w16cid="http://schemas.microsoft.com/office/word/2016/wordml/cid" xmlns:w16se="http://schemas.microsoft.com/office/word/2015/wordml/symex" xmlns:wpg="http://schemas.microsoft.com/office/word/2010/wordprocessingGroup" xmlns:wpi="http://schemas.microsoft.com/office/word/2010/wordprocessingInk" xmlns:wne="http://schemas.microsoft.com/office/word/2006/wordml" xmlns:wps="http://schemas.microsoft.com/office/word/2010/wordprocessingShape" mc:Ignorable="w14 w15 w16se w16cid wp14">
   <w:endnote w:type="separator" w:id="-1">
     <w:p>
       <w:r>
@@ -23059,7 +23163,7 @@
 </file>
 
 <file path=word/footer1.xml><?xml version="1.0" encoding="utf-8"?>
-<w:ftr xmlns:wpc="http://schemas.microsoft.com/office/word/2010/wordprocessingCanvas" xmlns:cx="http://schemas.microsoft.com/office/drawing/2014/chartex" xmlns:cx1="http://schemas.microsoft.com/office/drawing/2015/9/8/chartex" xmlns:cx2="http://schemas.microsoft.com/office/drawing/2015/10/21/chartex" xmlns:cx3="http://schemas.microsoft.com/office/drawing/2016/5/9/chartex" xmlns:cx4="http://schemas.microsoft.com/office/drawing/2016/5/10/chartex" xmlns:cx5="http://schemas.microsoft.com/office/drawing/2016/5/11/chartex" xmlns:cx6="http://schemas.microsoft.com/office/drawing/2016/5/12/chartex" xmlns:cx7="http://schemas.microsoft.com/office/drawing/2016/5/13/chartex" xmlns:cx8="http://schemas.microsoft.com/office/drawing/2016/5/14/chartex" xmlns:mc="http://schemas.openxmlformats.org/markup-compatibility/2006" xmlns:aink="http://schemas.microsoft.com/office/drawing/2016/ink" xmlns:am3d="http://schemas.microsoft.com/office/drawing/2017/model3d" xmlns:o="urn:schemas-microsoft-com:office:office" xmlns:oel="http://schemas.microsoft.com/office/2019/extlst" xmlns:r="http://schemas.openxmlformats.org/officeDocument/2006/relationships" xmlns:m="http://schemas.openxmlformats.org/officeDocument/2006/math" xmlns:v="urn:schemas-microsoft-com:vml" xmlns:wp14="http://schemas.microsoft.com/office/word/2010/wordprocessingDrawing" xmlns:wp="http://schemas.openxmlformats.org/drawingml/2006/wordprocessingDrawing" xmlns:w10="urn:schemas-microsoft-com:office:word" xmlns:w="http://schemas.openxmlformats.org/wordprocessingml/2006/main" xmlns:w14="http://schemas.microsoft.com/office/word/2010/wordml" xmlns:w15="http://schemas.microsoft.com/office/word/2012/wordml" xmlns:w16cex="http://schemas.microsoft.com/office/word/2018/wordml/cex" xmlns:w16cid="http://schemas.microsoft.com/office/word/2016/wordml/cid" xmlns:w16="http://schemas.microsoft.com/office/word/2018/wordml" xmlns:w16du="http://schemas.microsoft.com/office/word/2023/wordml/word16du" xmlns:w16sdtdh="http://schemas.microsoft.com/office/word/2020/wordml/sdtdatahash" xmlns:w16sdtfl="http://schemas.microsoft.com/office/word/2024/wordml/sdtformatlock" xmlns:w16se="http://schemas.microsoft.com/office/word/2015/wordml/symex" xmlns:wpg="http://schemas.microsoft.com/office/word/2010/wordprocessingGroup" xmlns:wpi="http://schemas.microsoft.com/office/word/2010/wordprocessingInk" xmlns:wne="http://schemas.microsoft.com/office/word/2006/wordml" xmlns:wps="http://schemas.microsoft.com/office/word/2010/wordprocessingShape" mc:Ignorable="w14 w15 w16se w16cid w16 w16cex w16sdtdh w16sdtfl w16du wp14">
+<w:ftr xmlns:wpc="http://schemas.microsoft.com/office/word/2010/wordprocessingCanvas" xmlns:cx="http://schemas.microsoft.com/office/drawing/2014/chartex" xmlns:cx1="http://schemas.microsoft.com/office/drawing/2015/9/8/chartex" xmlns:cx2="http://schemas.microsoft.com/office/drawing/2015/10/21/chartex" xmlns:cx3="http://schemas.microsoft.com/office/drawing/2016/5/9/chartex" xmlns:cx4="http://schemas.microsoft.com/office/drawing/2016/5/10/chartex" xmlns:cx5="http://schemas.microsoft.com/office/drawing/2016/5/11/chartex" xmlns:cx6="http://schemas.microsoft.com/office/drawing/2016/5/12/chartex" xmlns:cx7="http://schemas.microsoft.com/office/drawing/2016/5/13/chartex" xmlns:cx8="http://schemas.microsoft.com/office/drawing/2016/5/14/chartex" xmlns:mc="http://schemas.openxmlformats.org/markup-compatibility/2006" xmlns:aink="http://schemas.microsoft.com/office/drawing/2016/ink" xmlns:am3d="http://schemas.microsoft.com/office/drawing/2017/model3d" xmlns:o="urn:schemas-microsoft-com:office:office" xmlns:r="http://schemas.openxmlformats.org/officeDocument/2006/relationships" xmlns:m="http://schemas.openxmlformats.org/officeDocument/2006/math" xmlns:v="urn:schemas-microsoft-com:vml" xmlns:wp14="http://schemas.microsoft.com/office/word/2010/wordprocessingDrawing" xmlns:wp="http://schemas.openxmlformats.org/drawingml/2006/wordprocessingDrawing" xmlns:w10="urn:schemas-microsoft-com:office:word" xmlns:w="http://schemas.openxmlformats.org/wordprocessingml/2006/main" xmlns:w14="http://schemas.microsoft.com/office/word/2010/wordml" xmlns:w15="http://schemas.microsoft.com/office/word/2012/wordml" xmlns:w16cid="http://schemas.microsoft.com/office/word/2016/wordml/cid" xmlns:w16se="http://schemas.microsoft.com/office/word/2015/wordml/symex" xmlns:wpg="http://schemas.microsoft.com/office/word/2010/wordprocessingGroup" xmlns:wpi="http://schemas.microsoft.com/office/word/2010/wordprocessingInk" xmlns:wne="http://schemas.microsoft.com/office/word/2006/wordml" xmlns:wps="http://schemas.microsoft.com/office/word/2010/wordprocessingShape" mc:Ignorable="w14 w15 w16se w16cid wp14">
   <w:sdt>
     <w:sdtPr>
       <w:id w:val="-645208757"/>
@@ -23068,6 +23172,7 @@
         <w:docPartUnique/>
       </w:docPartObj>
     </w:sdtPr>
+    <w:sdtEndPr/>
     <w:sdtContent>
       <w:p>
         <w:pPr>
@@ -23105,7 +23210,7 @@
 </file>
 
 <file path=word/footnotes.xml><?xml version="1.0" encoding="utf-8"?>
-<w:footnotes xmlns:wpc="http://schemas.microsoft.com/office/word/2010/wordprocessingCanvas" xmlns:cx="http://schemas.microsoft.com/office/drawing/2014/chartex" xmlns:cx1="http://schemas.microsoft.com/office/drawing/2015/9/8/chartex" xmlns:cx2="http://schemas.microsoft.com/office/drawing/2015/10/21/chartex" xmlns:cx3="http://schemas.microsoft.com/office/drawing/2016/5/9/chartex" xmlns:cx4="http://schemas.microsoft.com/office/drawing/2016/5/10/chartex" xmlns:cx5="http://schemas.microsoft.com/office/drawing/2016/5/11/chartex" xmlns:cx6="http://schemas.microsoft.com/office/drawing/2016/5/12/chartex" xmlns:cx7="http://schemas.microsoft.com/office/drawing/2016/5/13/chartex" xmlns:cx8="http://schemas.microsoft.com/office/drawing/2016/5/14/chartex" xmlns:mc="http://schemas.openxmlformats.org/markup-compatibility/2006" xmlns:aink="http://schemas.microsoft.com/office/drawing/2016/ink" xmlns:am3d="http://schemas.microsoft.com/office/drawing/2017/model3d" xmlns:o="urn:schemas-microsoft-com:office:office" xmlns:oel="http://schemas.microsoft.com/office/2019/extlst" xmlns:r="http://schemas.openxmlformats.org/officeDocument/2006/relationships" xmlns:m="http://schemas.openxmlformats.org/officeDocument/2006/math" xmlns:v="urn:schemas-microsoft-com:vml" xmlns:wp14="http://schemas.microsoft.com/office/word/2010/wordprocessingDrawing" xmlns:wp="http://schemas.openxmlformats.org/drawingml/2006/wordprocessingDrawing" xmlns:w10="urn:schemas-microsoft-com:office:word" xmlns:w="http://schemas.openxmlformats.org/wordprocessingml/2006/main" xmlns:w14="http://schemas.microsoft.com/office/word/2010/wordml" xmlns:w15="http://schemas.microsoft.com/office/word/2012/wordml" xmlns:w16cex="http://schemas.microsoft.com/office/word/2018/wordml/cex" xmlns:w16cid="http://schemas.microsoft.com/office/word/2016/wordml/cid" xmlns:w16="http://schemas.microsoft.com/office/word/2018/wordml" xmlns:w16du="http://schemas.microsoft.com/office/word/2023/wordml/word16du" xmlns:w16sdtdh="http://schemas.microsoft.com/office/word/2020/wordml/sdtdatahash" xmlns:w16sdtfl="http://schemas.microsoft.com/office/word/2024/wordml/sdtformatlock" xmlns:w16se="http://schemas.microsoft.com/office/word/2015/wordml/symex" xmlns:wpg="http://schemas.microsoft.com/office/word/2010/wordprocessingGroup" xmlns:wpi="http://schemas.microsoft.com/office/word/2010/wordprocessingInk" xmlns:wne="http://schemas.microsoft.com/office/word/2006/wordml" xmlns:wps="http://schemas.microsoft.com/office/word/2010/wordprocessingShape" mc:Ignorable="w14 w15 w16se w16cid w16 w16cex w16sdtdh w16sdtfl w16du wp14">
+<w:footnotes xmlns:wpc="http://schemas.microsoft.com/office/word/2010/wordprocessingCanvas" xmlns:cx="http://schemas.microsoft.com/office/drawing/2014/chartex" xmlns:cx1="http://schemas.microsoft.com/office/drawing/2015/9/8/chartex" xmlns:cx2="http://schemas.microsoft.com/office/drawing/2015/10/21/chartex" xmlns:cx3="http://schemas.microsoft.com/office/drawing/2016/5/9/chartex" xmlns:cx4="http://schemas.microsoft.com/office/drawing/2016/5/10/chartex" xmlns:cx5="http://schemas.microsoft.com/office/drawing/2016/5/11/chartex" xmlns:cx6="http://schemas.microsoft.com/office/drawing/2016/5/12/chartex" xmlns:cx7="http://schemas.microsoft.com/office/drawing/2016/5/13/chartex" xmlns:cx8="http://schemas.microsoft.com/office/drawing/2016/5/14/chartex" xmlns:mc="http://schemas.openxmlformats.org/markup-compatibility/2006" xmlns:aink="http://schemas.microsoft.com/office/drawing/2016/ink" xmlns:am3d="http://schemas.microsoft.com/office/drawing/2017/model3d" xmlns:o="urn:schemas-microsoft-com:office:office" xmlns:r="http://schemas.openxmlformats.org/officeDocument/2006/relationships" xmlns:m="http://schemas.openxmlformats.org/officeDocument/2006/math" xmlns:v="urn:schemas-microsoft-com:vml" xmlns:wp14="http://schemas.microsoft.com/office/word/2010/wordprocessingDrawing" xmlns:wp="http://schemas.openxmlformats.org/drawingml/2006/wordprocessingDrawing" xmlns:w10="urn:schemas-microsoft-com:office:word" xmlns:w="http://schemas.openxmlformats.org/wordprocessingml/2006/main" xmlns:w14="http://schemas.microsoft.com/office/word/2010/wordml" xmlns:w15="http://schemas.microsoft.com/office/word/2012/wordml" xmlns:w16cid="http://schemas.microsoft.com/office/word/2016/wordml/cid" xmlns:w16se="http://schemas.microsoft.com/office/word/2015/wordml/symex" xmlns:wpg="http://schemas.microsoft.com/office/word/2010/wordprocessingGroup" xmlns:wpi="http://schemas.microsoft.com/office/word/2010/wordprocessingInk" xmlns:wne="http://schemas.microsoft.com/office/word/2006/wordml" xmlns:wps="http://schemas.microsoft.com/office/word/2010/wordprocessingShape" mc:Ignorable="w14 w15 w16se w16cid wp14">
   <w:footnote w:type="separator" w:id="-1">
     <w:p>
       <w:r>
@@ -23181,7 +23286,7 @@
 </file>
 
 <file path=word/numbering.xml><?xml version="1.0" encoding="utf-8"?>
-<w:numbering xmlns:wpc="http://schemas.microsoft.com/office/word/2010/wordprocessingCanvas" xmlns:cx="http://schemas.microsoft.com/office/drawing/2014/chartex" xmlns:cx1="http://schemas.microsoft.com/office/drawing/2015/9/8/chartex" xmlns:cx2="http://schemas.microsoft.com/office/drawing/2015/10/21/chartex" xmlns:cx3="http://schemas.microsoft.com/office/drawing/2016/5/9/chartex" xmlns:cx4="http://schemas.microsoft.com/office/drawing/2016/5/10/chartex" xmlns:cx5="http://schemas.microsoft.com/office/drawing/2016/5/11/chartex" xmlns:cx6="http://schemas.microsoft.com/office/drawing/2016/5/12/chartex" xmlns:cx7="http://schemas.microsoft.com/office/drawing/2016/5/13/chartex" xmlns:cx8="http://schemas.microsoft.com/office/drawing/2016/5/14/chartex" xmlns:mc="http://schemas.openxmlformats.org/markup-compatibility/2006" xmlns:aink="http://schemas.microsoft.com/office/drawing/2016/ink" xmlns:am3d="http://schemas.microsoft.com/office/drawing/2017/model3d" xmlns:o="urn:schemas-microsoft-com:office:office" xmlns:oel="http://schemas.microsoft.com/office/2019/extlst" xmlns:r="http://schemas.openxmlformats.org/officeDocument/2006/relationships" xmlns:m="http://schemas.openxmlformats.org/officeDocument/2006/math" xmlns:v="urn:schemas-microsoft-com:vml" xmlns:wp14="http://schemas.microsoft.com/office/word/2010/wordprocessingDrawing" xmlns:wp="http://schemas.openxmlformats.org/drawingml/2006/wordprocessingDrawing" xmlns:w10="urn:schemas-microsoft-com:office:word" xmlns:w="http://schemas.openxmlformats.org/wordprocessingml/2006/main" xmlns:w14="http://schemas.microsoft.com/office/word/2010/wordml" xmlns:w15="http://schemas.microsoft.com/office/word/2012/wordml" xmlns:w16cex="http://schemas.microsoft.com/office/word/2018/wordml/cex" xmlns:w16cid="http://schemas.microsoft.com/office/word/2016/wordml/cid" xmlns:w16="http://schemas.microsoft.com/office/word/2018/wordml" xmlns:w16du="http://schemas.microsoft.com/office/word/2023/wordml/word16du" xmlns:w16sdtdh="http://schemas.microsoft.com/office/word/2020/wordml/sdtdatahash" xmlns:w16sdtfl="http://schemas.microsoft.com/office/word/2024/wordml/sdtformatlock" xmlns:w16se="http://schemas.microsoft.com/office/word/2015/wordml/symex" xmlns:wpg="http://schemas.microsoft.com/office/word/2010/wordprocessingGroup" xmlns:wpi="http://schemas.microsoft.com/office/word/2010/wordprocessingInk" xmlns:wne="http://schemas.microsoft.com/office/word/2006/wordml" xmlns:wps="http://schemas.microsoft.com/office/word/2010/wordprocessingShape" mc:Ignorable="w14 w15 w16se w16cid w16 w16cex w16sdtdh w16sdtfl w16du wp14">
+<w:numbering xmlns:wpc="http://schemas.microsoft.com/office/word/2010/wordprocessingCanvas" xmlns:cx="http://schemas.microsoft.com/office/drawing/2014/chartex" xmlns:cx1="http://schemas.microsoft.com/office/drawing/2015/9/8/chartex" xmlns:cx2="http://schemas.microsoft.com/office/drawing/2015/10/21/chartex" xmlns:cx3="http://schemas.microsoft.com/office/drawing/2016/5/9/chartex" xmlns:cx4="http://schemas.microsoft.com/office/drawing/2016/5/10/chartex" xmlns:cx5="http://schemas.microsoft.com/office/drawing/2016/5/11/chartex" xmlns:cx6="http://schemas.microsoft.com/office/drawing/2016/5/12/chartex" xmlns:cx7="http://schemas.microsoft.com/office/drawing/2016/5/13/chartex" xmlns:cx8="http://schemas.microsoft.com/office/drawing/2016/5/14/chartex" xmlns:mc="http://schemas.openxmlformats.org/markup-compatibility/2006" xmlns:aink="http://schemas.microsoft.com/office/drawing/2016/ink" xmlns:am3d="http://schemas.microsoft.com/office/drawing/2017/model3d" xmlns:o="urn:schemas-microsoft-com:office:office" xmlns:r="http://schemas.openxmlformats.org/officeDocument/2006/relationships" xmlns:m="http://schemas.openxmlformats.org/officeDocument/2006/math" xmlns:v="urn:schemas-microsoft-com:vml" xmlns:wp14="http://schemas.microsoft.com/office/word/2010/wordprocessingDrawing" xmlns:wp="http://schemas.openxmlformats.org/drawingml/2006/wordprocessingDrawing" xmlns:w10="urn:schemas-microsoft-com:office:word" xmlns:w="http://schemas.openxmlformats.org/wordprocessingml/2006/main" xmlns:w14="http://schemas.microsoft.com/office/word/2010/wordml" xmlns:w15="http://schemas.microsoft.com/office/word/2012/wordml" xmlns:w16cid="http://schemas.microsoft.com/office/word/2016/wordml/cid" xmlns:w16se="http://schemas.microsoft.com/office/word/2015/wordml/symex" xmlns:wpg="http://schemas.microsoft.com/office/word/2010/wordprocessingGroup" xmlns:wpi="http://schemas.microsoft.com/office/word/2010/wordprocessingInk" xmlns:wne="http://schemas.microsoft.com/office/word/2006/wordml" xmlns:wps="http://schemas.microsoft.com/office/word/2010/wordprocessingShape" mc:Ignorable="w14 w15 w16se w16cid wp14">
   <w:abstractNum w:abstractNumId="0" w15:restartNumberingAfterBreak="0">
     <w:nsid w:val="021E794B"/>
     <w:multiLevelType w:val="hybridMultilevel"/>
@@ -39753,466 +39858,466 @@
       </w:rPr>
     </w:lvl>
   </w:abstractNum>
-  <w:num w:numId="1" w16cid:durableId="2001885967">
+  <w:num w:numId="1">
     <w:abstractNumId w:val="67"/>
   </w:num>
-  <w:num w:numId="2" w16cid:durableId="592974810">
+  <w:num w:numId="2">
     <w:abstractNumId w:val="74"/>
   </w:num>
-  <w:num w:numId="3" w16cid:durableId="1121918209">
+  <w:num w:numId="3">
     <w:abstractNumId w:val="52"/>
   </w:num>
-  <w:num w:numId="4" w16cid:durableId="1867205858">
+  <w:num w:numId="4">
     <w:abstractNumId w:val="83"/>
   </w:num>
-  <w:num w:numId="5" w16cid:durableId="673269053">
+  <w:num w:numId="5">
     <w:abstractNumId w:val="3"/>
   </w:num>
-  <w:num w:numId="6" w16cid:durableId="1907302521">
+  <w:num w:numId="6">
     <w:abstractNumId w:val="68"/>
   </w:num>
-  <w:num w:numId="7" w16cid:durableId="1535999601">
+  <w:num w:numId="7">
     <w:abstractNumId w:val="152"/>
   </w:num>
-  <w:num w:numId="8" w16cid:durableId="2057317904">
+  <w:num w:numId="8">
     <w:abstractNumId w:val="78"/>
   </w:num>
-  <w:num w:numId="9" w16cid:durableId="1054278114">
+  <w:num w:numId="9">
     <w:abstractNumId w:val="151"/>
   </w:num>
-  <w:num w:numId="10" w16cid:durableId="992949503">
+  <w:num w:numId="10">
     <w:abstractNumId w:val="153"/>
   </w:num>
-  <w:num w:numId="11" w16cid:durableId="1580559160">
+  <w:num w:numId="11">
     <w:abstractNumId w:val="103"/>
   </w:num>
-  <w:num w:numId="12" w16cid:durableId="1058016828">
+  <w:num w:numId="12">
     <w:abstractNumId w:val="40"/>
   </w:num>
-  <w:num w:numId="13" w16cid:durableId="1649817330">
+  <w:num w:numId="13">
     <w:abstractNumId w:val="142"/>
   </w:num>
-  <w:num w:numId="14" w16cid:durableId="722800798">
+  <w:num w:numId="14">
     <w:abstractNumId w:val="57"/>
   </w:num>
-  <w:num w:numId="15" w16cid:durableId="2135904172">
+  <w:num w:numId="15">
     <w:abstractNumId w:val="79"/>
   </w:num>
-  <w:num w:numId="16" w16cid:durableId="1921671718">
+  <w:num w:numId="16">
     <w:abstractNumId w:val="104"/>
   </w:num>
-  <w:num w:numId="17" w16cid:durableId="699018334">
+  <w:num w:numId="17">
     <w:abstractNumId w:val="0"/>
   </w:num>
-  <w:num w:numId="18" w16cid:durableId="592857119">
+  <w:num w:numId="18">
     <w:abstractNumId w:val="90"/>
   </w:num>
-  <w:num w:numId="19" w16cid:durableId="139157864">
+  <w:num w:numId="19">
     <w:abstractNumId w:val="96"/>
   </w:num>
-  <w:num w:numId="20" w16cid:durableId="640690212">
+  <w:num w:numId="20">
     <w:abstractNumId w:val="86"/>
   </w:num>
-  <w:num w:numId="21" w16cid:durableId="332219234">
+  <w:num w:numId="21">
     <w:abstractNumId w:val="127"/>
   </w:num>
-  <w:num w:numId="22" w16cid:durableId="832837778">
+  <w:num w:numId="22">
     <w:abstractNumId w:val="146"/>
   </w:num>
-  <w:num w:numId="23" w16cid:durableId="1915159165">
+  <w:num w:numId="23">
     <w:abstractNumId w:val="15"/>
   </w:num>
-  <w:num w:numId="24" w16cid:durableId="278491340">
+  <w:num w:numId="24">
     <w:abstractNumId w:val="12"/>
   </w:num>
-  <w:num w:numId="25" w16cid:durableId="846095215">
+  <w:num w:numId="25">
     <w:abstractNumId w:val="113"/>
   </w:num>
-  <w:num w:numId="26" w16cid:durableId="2135050741">
+  <w:num w:numId="26">
     <w:abstractNumId w:val="133"/>
   </w:num>
-  <w:num w:numId="27" w16cid:durableId="1796635919">
+  <w:num w:numId="27">
     <w:abstractNumId w:val="7"/>
   </w:num>
-  <w:num w:numId="28" w16cid:durableId="542255230">
+  <w:num w:numId="28">
     <w:abstractNumId w:val="138"/>
   </w:num>
-  <w:num w:numId="29" w16cid:durableId="1506165889">
+  <w:num w:numId="29">
     <w:abstractNumId w:val="24"/>
   </w:num>
-  <w:num w:numId="30" w16cid:durableId="1773545653">
+  <w:num w:numId="30">
     <w:abstractNumId w:val="73"/>
   </w:num>
-  <w:num w:numId="31" w16cid:durableId="1795444768">
+  <w:num w:numId="31">
     <w:abstractNumId w:val="106"/>
   </w:num>
-  <w:num w:numId="32" w16cid:durableId="1474564138">
+  <w:num w:numId="32">
     <w:abstractNumId w:val="75"/>
   </w:num>
-  <w:num w:numId="33" w16cid:durableId="1321151326">
+  <w:num w:numId="33">
     <w:abstractNumId w:val="1"/>
   </w:num>
-  <w:num w:numId="34" w16cid:durableId="956641936">
+  <w:num w:numId="34">
     <w:abstractNumId w:val="148"/>
   </w:num>
-  <w:num w:numId="35" w16cid:durableId="1968510325">
+  <w:num w:numId="35">
     <w:abstractNumId w:val="10"/>
   </w:num>
-  <w:num w:numId="36" w16cid:durableId="72161966">
+  <w:num w:numId="36">
     <w:abstractNumId w:val="139"/>
   </w:num>
-  <w:num w:numId="37" w16cid:durableId="1946493523">
+  <w:num w:numId="37">
     <w:abstractNumId w:val="93"/>
   </w:num>
-  <w:num w:numId="38" w16cid:durableId="1187408591">
+  <w:num w:numId="38">
     <w:abstractNumId w:val="55"/>
   </w:num>
-  <w:num w:numId="39" w16cid:durableId="3943196">
+  <w:num w:numId="39">
     <w:abstractNumId w:val="13"/>
   </w:num>
-  <w:num w:numId="40" w16cid:durableId="850291427">
+  <w:num w:numId="40">
     <w:abstractNumId w:val="22"/>
   </w:num>
-  <w:num w:numId="41" w16cid:durableId="468476187">
+  <w:num w:numId="41">
     <w:abstractNumId w:val="119"/>
   </w:num>
-  <w:num w:numId="42" w16cid:durableId="1585921130">
+  <w:num w:numId="42">
     <w:abstractNumId w:val="145"/>
   </w:num>
-  <w:num w:numId="43" w16cid:durableId="10491770">
+  <w:num w:numId="43">
     <w:abstractNumId w:val="149"/>
   </w:num>
-  <w:num w:numId="44" w16cid:durableId="49034409">
+  <w:num w:numId="44">
     <w:abstractNumId w:val="137"/>
   </w:num>
-  <w:num w:numId="45" w16cid:durableId="989402288">
+  <w:num w:numId="45">
     <w:abstractNumId w:val="144"/>
   </w:num>
-  <w:num w:numId="46" w16cid:durableId="1563981501">
+  <w:num w:numId="46">
     <w:abstractNumId w:val="84"/>
   </w:num>
-  <w:num w:numId="47" w16cid:durableId="1474717226">
+  <w:num w:numId="47">
     <w:abstractNumId w:val="131"/>
   </w:num>
-  <w:num w:numId="48" w16cid:durableId="527062271">
+  <w:num w:numId="48">
     <w:abstractNumId w:val="2"/>
   </w:num>
-  <w:num w:numId="49" w16cid:durableId="1860662649">
+  <w:num w:numId="49">
     <w:abstractNumId w:val="43"/>
   </w:num>
-  <w:num w:numId="50" w16cid:durableId="1975745450">
+  <w:num w:numId="50">
     <w:abstractNumId w:val="122"/>
   </w:num>
-  <w:num w:numId="51" w16cid:durableId="680274951">
+  <w:num w:numId="51">
     <w:abstractNumId w:val="140"/>
   </w:num>
-  <w:num w:numId="52" w16cid:durableId="1284921798">
+  <w:num w:numId="52">
     <w:abstractNumId w:val="92"/>
   </w:num>
-  <w:num w:numId="53" w16cid:durableId="354577179">
+  <w:num w:numId="53">
     <w:abstractNumId w:val="87"/>
   </w:num>
-  <w:num w:numId="54" w16cid:durableId="868031394">
+  <w:num w:numId="54">
     <w:abstractNumId w:val="51"/>
   </w:num>
-  <w:num w:numId="55" w16cid:durableId="68770145">
+  <w:num w:numId="55">
     <w:abstractNumId w:val="4"/>
   </w:num>
-  <w:num w:numId="56" w16cid:durableId="79983071">
+  <w:num w:numId="56">
     <w:abstractNumId w:val="56"/>
   </w:num>
-  <w:num w:numId="57" w16cid:durableId="1905338681">
+  <w:num w:numId="57">
     <w:abstractNumId w:val="69"/>
   </w:num>
-  <w:num w:numId="58" w16cid:durableId="1437287385">
+  <w:num w:numId="58">
     <w:abstractNumId w:val="46"/>
   </w:num>
-  <w:num w:numId="59" w16cid:durableId="1871991323">
+  <w:num w:numId="59">
     <w:abstractNumId w:val="105"/>
   </w:num>
-  <w:num w:numId="60" w16cid:durableId="1247694599">
+  <w:num w:numId="60">
     <w:abstractNumId w:val="126"/>
   </w:num>
-  <w:num w:numId="61" w16cid:durableId="1402948940">
+  <w:num w:numId="61">
     <w:abstractNumId w:val="61"/>
   </w:num>
-  <w:num w:numId="62" w16cid:durableId="1224635766">
+  <w:num w:numId="62">
     <w:abstractNumId w:val="116"/>
   </w:num>
-  <w:num w:numId="63" w16cid:durableId="1932396716">
+  <w:num w:numId="63">
     <w:abstractNumId w:val="81"/>
   </w:num>
-  <w:num w:numId="64" w16cid:durableId="1905528415">
+  <w:num w:numId="64">
     <w:abstractNumId w:val="25"/>
   </w:num>
-  <w:num w:numId="65" w16cid:durableId="1423987901">
+  <w:num w:numId="65">
     <w:abstractNumId w:val="64"/>
   </w:num>
-  <w:num w:numId="66" w16cid:durableId="1735161588">
+  <w:num w:numId="66">
     <w:abstractNumId w:val="141"/>
   </w:num>
-  <w:num w:numId="67" w16cid:durableId="273173340">
+  <w:num w:numId="67">
     <w:abstractNumId w:val="114"/>
   </w:num>
-  <w:num w:numId="68" w16cid:durableId="1849975801">
+  <w:num w:numId="68">
     <w:abstractNumId w:val="76"/>
   </w:num>
-  <w:num w:numId="69" w16cid:durableId="1491823468">
+  <w:num w:numId="69">
     <w:abstractNumId w:val="63"/>
   </w:num>
-  <w:num w:numId="70" w16cid:durableId="697195001">
+  <w:num w:numId="70">
     <w:abstractNumId w:val="23"/>
   </w:num>
-  <w:num w:numId="71" w16cid:durableId="1424179529">
+  <w:num w:numId="71">
     <w:abstractNumId w:val="150"/>
   </w:num>
-  <w:num w:numId="72" w16cid:durableId="1773622805">
+  <w:num w:numId="72">
     <w:abstractNumId w:val="80"/>
   </w:num>
-  <w:num w:numId="73" w16cid:durableId="191109715">
+  <w:num w:numId="73">
     <w:abstractNumId w:val="11"/>
   </w:num>
-  <w:num w:numId="74" w16cid:durableId="515000280">
+  <w:num w:numId="74">
     <w:abstractNumId w:val="95"/>
   </w:num>
-  <w:num w:numId="75" w16cid:durableId="238491793">
+  <w:num w:numId="75">
     <w:abstractNumId w:val="41"/>
   </w:num>
-  <w:num w:numId="76" w16cid:durableId="1081105526">
+  <w:num w:numId="76">
     <w:abstractNumId w:val="59"/>
   </w:num>
-  <w:num w:numId="77" w16cid:durableId="1198154086">
+  <w:num w:numId="77">
     <w:abstractNumId w:val="14"/>
   </w:num>
-  <w:num w:numId="78" w16cid:durableId="1765304658">
+  <w:num w:numId="78">
     <w:abstractNumId w:val="16"/>
   </w:num>
-  <w:num w:numId="79" w16cid:durableId="623656019">
+  <w:num w:numId="79">
     <w:abstractNumId w:val="97"/>
   </w:num>
-  <w:num w:numId="80" w16cid:durableId="2046445126">
+  <w:num w:numId="80">
     <w:abstractNumId w:val="71"/>
   </w:num>
-  <w:num w:numId="81" w16cid:durableId="1588609871">
+  <w:num w:numId="81">
     <w:abstractNumId w:val="121"/>
   </w:num>
-  <w:num w:numId="82" w16cid:durableId="804736858">
+  <w:num w:numId="82">
     <w:abstractNumId w:val="54"/>
   </w:num>
-  <w:num w:numId="83" w16cid:durableId="1298995457">
+  <w:num w:numId="83">
     <w:abstractNumId w:val="134"/>
   </w:num>
-  <w:num w:numId="84" w16cid:durableId="1819684322">
+  <w:num w:numId="84">
     <w:abstractNumId w:val="107"/>
   </w:num>
-  <w:num w:numId="85" w16cid:durableId="1612936981">
+  <w:num w:numId="85">
     <w:abstractNumId w:val="99"/>
   </w:num>
-  <w:num w:numId="86" w16cid:durableId="1062093618">
+  <w:num w:numId="86">
     <w:abstractNumId w:val="85"/>
   </w:num>
-  <w:num w:numId="87" w16cid:durableId="1842118254">
+  <w:num w:numId="87">
     <w:abstractNumId w:val="129"/>
   </w:num>
-  <w:num w:numId="88" w16cid:durableId="503055767">
+  <w:num w:numId="88">
     <w:abstractNumId w:val="9"/>
   </w:num>
-  <w:num w:numId="89" w16cid:durableId="1796681530">
+  <w:num w:numId="89">
     <w:abstractNumId w:val="37"/>
   </w:num>
-  <w:num w:numId="90" w16cid:durableId="2022508467">
+  <w:num w:numId="90">
     <w:abstractNumId w:val="128"/>
   </w:num>
-  <w:num w:numId="91" w16cid:durableId="829445231">
+  <w:num w:numId="91">
     <w:abstractNumId w:val="8"/>
   </w:num>
-  <w:num w:numId="92" w16cid:durableId="665134257">
+  <w:num w:numId="92">
     <w:abstractNumId w:val="65"/>
   </w:num>
-  <w:num w:numId="93" w16cid:durableId="384379672">
+  <w:num w:numId="93">
     <w:abstractNumId w:val="30"/>
   </w:num>
-  <w:num w:numId="94" w16cid:durableId="896939938">
+  <w:num w:numId="94">
     <w:abstractNumId w:val="17"/>
   </w:num>
-  <w:num w:numId="95" w16cid:durableId="1857190845">
+  <w:num w:numId="95">
     <w:abstractNumId w:val="98"/>
   </w:num>
-  <w:num w:numId="96" w16cid:durableId="1421368788">
+  <w:num w:numId="96">
     <w:abstractNumId w:val="124"/>
   </w:num>
-  <w:num w:numId="97" w16cid:durableId="1628007562">
+  <w:num w:numId="97">
     <w:abstractNumId w:val="136"/>
   </w:num>
-  <w:num w:numId="98" w16cid:durableId="1983465460">
+  <w:num w:numId="98">
     <w:abstractNumId w:val="101"/>
   </w:num>
-  <w:num w:numId="99" w16cid:durableId="1880168138">
+  <w:num w:numId="99">
     <w:abstractNumId w:val="20"/>
   </w:num>
-  <w:num w:numId="100" w16cid:durableId="1189023645">
+  <w:num w:numId="100">
     <w:abstractNumId w:val="147"/>
   </w:num>
-  <w:num w:numId="101" w16cid:durableId="1847094596">
+  <w:num w:numId="101">
     <w:abstractNumId w:val="21"/>
   </w:num>
-  <w:num w:numId="102" w16cid:durableId="1032145737">
+  <w:num w:numId="102">
     <w:abstractNumId w:val="39"/>
   </w:num>
-  <w:num w:numId="103" w16cid:durableId="385420404">
+  <w:num w:numId="103">
     <w:abstractNumId w:val="48"/>
   </w:num>
-  <w:num w:numId="104" w16cid:durableId="453014099">
+  <w:num w:numId="104">
     <w:abstractNumId w:val="72"/>
   </w:num>
-  <w:num w:numId="105" w16cid:durableId="1631009956">
+  <w:num w:numId="105">
     <w:abstractNumId w:val="109"/>
   </w:num>
-  <w:num w:numId="106" w16cid:durableId="2133668527">
+  <w:num w:numId="106">
     <w:abstractNumId w:val="26"/>
   </w:num>
-  <w:num w:numId="107" w16cid:durableId="2069306110">
+  <w:num w:numId="107">
     <w:abstractNumId w:val="88"/>
   </w:num>
-  <w:num w:numId="108" w16cid:durableId="1709406728">
+  <w:num w:numId="108">
     <w:abstractNumId w:val="125"/>
   </w:num>
-  <w:num w:numId="109" w16cid:durableId="517889896">
+  <w:num w:numId="109">
     <w:abstractNumId w:val="6"/>
   </w:num>
-  <w:num w:numId="110" w16cid:durableId="1437292629">
+  <w:num w:numId="110">
     <w:abstractNumId w:val="130"/>
   </w:num>
-  <w:num w:numId="111" w16cid:durableId="295599125">
+  <w:num w:numId="111">
     <w:abstractNumId w:val="110"/>
   </w:num>
-  <w:num w:numId="112" w16cid:durableId="1500582169">
+  <w:num w:numId="112">
     <w:abstractNumId w:val="135"/>
   </w:num>
-  <w:num w:numId="113" w16cid:durableId="1782869814">
+  <w:num w:numId="113">
     <w:abstractNumId w:val="62"/>
   </w:num>
-  <w:num w:numId="114" w16cid:durableId="625427276">
+  <w:num w:numId="114">
     <w:abstractNumId w:val="77"/>
   </w:num>
-  <w:num w:numId="115" w16cid:durableId="578097205">
+  <w:num w:numId="115">
     <w:abstractNumId w:val="82"/>
   </w:num>
-  <w:num w:numId="116" w16cid:durableId="1222525634">
+  <w:num w:numId="116">
     <w:abstractNumId w:val="91"/>
   </w:num>
-  <w:num w:numId="117" w16cid:durableId="2083914639">
+  <w:num w:numId="117">
     <w:abstractNumId w:val="58"/>
   </w:num>
-  <w:num w:numId="118" w16cid:durableId="1927226417">
+  <w:num w:numId="118">
     <w:abstractNumId w:val="47"/>
   </w:num>
-  <w:num w:numId="119" w16cid:durableId="1693068899">
+  <w:num w:numId="119">
     <w:abstractNumId w:val="117"/>
   </w:num>
-  <w:num w:numId="120" w16cid:durableId="1340156449">
+  <w:num w:numId="120">
     <w:abstractNumId w:val="38"/>
   </w:num>
-  <w:num w:numId="121" w16cid:durableId="629212346">
+  <w:num w:numId="121">
     <w:abstractNumId w:val="89"/>
   </w:num>
-  <w:num w:numId="122" w16cid:durableId="1363746580">
+  <w:num w:numId="122">
     <w:abstractNumId w:val="29"/>
   </w:num>
-  <w:num w:numId="123" w16cid:durableId="2138638614">
+  <w:num w:numId="123">
     <w:abstractNumId w:val="35"/>
   </w:num>
-  <w:num w:numId="124" w16cid:durableId="893547737">
+  <w:num w:numId="124">
     <w:abstractNumId w:val="18"/>
   </w:num>
-  <w:num w:numId="125" w16cid:durableId="824466907">
+  <w:num w:numId="125">
     <w:abstractNumId w:val="19"/>
   </w:num>
-  <w:num w:numId="126" w16cid:durableId="498278916">
+  <w:num w:numId="126">
     <w:abstractNumId w:val="112"/>
   </w:num>
-  <w:num w:numId="127" w16cid:durableId="1494251710">
+  <w:num w:numId="127">
     <w:abstractNumId w:val="108"/>
   </w:num>
-  <w:num w:numId="128" w16cid:durableId="1482497965">
+  <w:num w:numId="128">
     <w:abstractNumId w:val="132"/>
   </w:num>
-  <w:num w:numId="129" w16cid:durableId="337195708">
+  <w:num w:numId="129">
     <w:abstractNumId w:val="120"/>
   </w:num>
-  <w:num w:numId="130" w16cid:durableId="1173111326">
+  <w:num w:numId="130">
     <w:abstractNumId w:val="5"/>
   </w:num>
-  <w:num w:numId="131" w16cid:durableId="1726635642">
+  <w:num w:numId="131">
     <w:abstractNumId w:val="118"/>
   </w:num>
-  <w:num w:numId="132" w16cid:durableId="1443190175">
+  <w:num w:numId="132">
     <w:abstractNumId w:val="49"/>
   </w:num>
-  <w:num w:numId="133" w16cid:durableId="22169046">
+  <w:num w:numId="133">
     <w:abstractNumId w:val="50"/>
   </w:num>
-  <w:num w:numId="134" w16cid:durableId="975790966">
+  <w:num w:numId="134">
     <w:abstractNumId w:val="31"/>
   </w:num>
-  <w:num w:numId="135" w16cid:durableId="750472029">
+  <w:num w:numId="135">
     <w:abstractNumId w:val="34"/>
   </w:num>
-  <w:num w:numId="136" w16cid:durableId="1804730534">
+  <w:num w:numId="136">
     <w:abstractNumId w:val="53"/>
   </w:num>
-  <w:num w:numId="137" w16cid:durableId="1904487088">
+  <w:num w:numId="137">
     <w:abstractNumId w:val="42"/>
   </w:num>
-  <w:num w:numId="138" w16cid:durableId="1660034247">
+  <w:num w:numId="138">
     <w:abstractNumId w:val="36"/>
   </w:num>
-  <w:num w:numId="139" w16cid:durableId="141118209">
+  <w:num w:numId="139">
     <w:abstractNumId w:val="102"/>
   </w:num>
-  <w:num w:numId="140" w16cid:durableId="1417625894">
+  <w:num w:numId="140">
     <w:abstractNumId w:val="70"/>
   </w:num>
-  <w:num w:numId="141" w16cid:durableId="1479884075">
+  <w:num w:numId="141">
     <w:abstractNumId w:val="111"/>
   </w:num>
-  <w:num w:numId="142" w16cid:durableId="1454866189">
+  <w:num w:numId="142">
     <w:abstractNumId w:val="143"/>
   </w:num>
-  <w:num w:numId="143" w16cid:durableId="1140996227">
+  <w:num w:numId="143">
     <w:abstractNumId w:val="66"/>
   </w:num>
-  <w:num w:numId="144" w16cid:durableId="419372754">
+  <w:num w:numId="144">
     <w:abstractNumId w:val="123"/>
   </w:num>
-  <w:num w:numId="145" w16cid:durableId="1840921575">
+  <w:num w:numId="145">
     <w:abstractNumId w:val="27"/>
   </w:num>
-  <w:num w:numId="146" w16cid:durableId="862012314">
+  <w:num w:numId="146">
     <w:abstractNumId w:val="45"/>
   </w:num>
-  <w:num w:numId="147" w16cid:durableId="2021471716">
+  <w:num w:numId="147">
     <w:abstractNumId w:val="32"/>
   </w:num>
-  <w:num w:numId="148" w16cid:durableId="491482771">
+  <w:num w:numId="148">
     <w:abstractNumId w:val="100"/>
   </w:num>
-  <w:num w:numId="149" w16cid:durableId="1482622524">
+  <w:num w:numId="149">
     <w:abstractNumId w:val="60"/>
   </w:num>
-  <w:num w:numId="150" w16cid:durableId="782305018">
+  <w:num w:numId="150">
     <w:abstractNumId w:val="115"/>
   </w:num>
-  <w:num w:numId="151" w16cid:durableId="1368599855">
+  <w:num w:numId="151">
     <w:abstractNumId w:val="28"/>
   </w:num>
-  <w:num w:numId="152" w16cid:durableId="1924800585">
+  <w:num w:numId="152">
     <w:abstractNumId w:val="44"/>
   </w:num>
-  <w:num w:numId="153" w16cid:durableId="1952321177">
+  <w:num w:numId="153">
     <w:abstractNumId w:val="94"/>
   </w:num>
-  <w:num w:numId="154" w16cid:durableId="663750169">
+  <w:num w:numId="154">
     <w:abstractNumId w:val="33"/>
   </w:num>
   <w:numIdMacAtCleanup w:val="145"/>
@@ -40220,7 +40325,7 @@
 </file>
 
 <file path=word/styles.xml><?xml version="1.0" encoding="utf-8"?>
-<w:styles xmlns:mc="http://schemas.openxmlformats.org/markup-compatibility/2006" xmlns:r="http://schemas.openxmlformats.org/officeDocument/2006/relationships" xmlns:w="http://schemas.openxmlformats.org/wordprocessingml/2006/main" xmlns:w14="http://schemas.microsoft.com/office/word/2010/wordml" xmlns:w15="http://schemas.microsoft.com/office/word/2012/wordml" xmlns:w16cex="http://schemas.microsoft.com/office/word/2018/wordml/cex" xmlns:w16cid="http://schemas.microsoft.com/office/word/2016/wordml/cid" xmlns:w16="http://schemas.microsoft.com/office/word/2018/wordml" xmlns:w16du="http://schemas.microsoft.com/office/word/2023/wordml/word16du" xmlns:w16sdtdh="http://schemas.microsoft.com/office/word/2020/wordml/sdtdatahash" xmlns:w16sdtfl="http://schemas.microsoft.com/office/word/2024/wordml/sdtformatlock" xmlns:w16se="http://schemas.microsoft.com/office/word/2015/wordml/symex" mc:Ignorable="w14 w15 w16se w16cid w16 w16cex w16sdtdh w16sdtfl w16du">
+<w:styles xmlns:mc="http://schemas.openxmlformats.org/markup-compatibility/2006" xmlns:r="http://schemas.openxmlformats.org/officeDocument/2006/relationships" xmlns:w="http://schemas.openxmlformats.org/wordprocessingml/2006/main" xmlns:w14="http://schemas.microsoft.com/office/word/2010/wordml" xmlns:w15="http://schemas.microsoft.com/office/word/2012/wordml" xmlns:w16cid="http://schemas.microsoft.com/office/word/2016/wordml/cid" xmlns:w16se="http://schemas.microsoft.com/office/word/2015/wordml/symex" mc:Ignorable="w14 w15 w16se w16cid">
   <w:docDefaults>
     <w:rPrDefault>
       <w:rPr>
@@ -40236,7 +40341,7 @@
       </w:pPr>
     </w:pPrDefault>
   </w:docDefaults>
-  <w:latentStyles w:defLockedState="0" w:defUIPriority="99" w:defSemiHidden="0" w:defUnhideWhenUsed="0" w:defQFormat="0" w:count="376">
+  <w:latentStyles w:defLockedState="0" w:defUIPriority="99" w:defSemiHidden="0" w:defUnhideWhenUsed="0" w:defQFormat="0" w:count="375">
     <w:lsdException w:name="Normal" w:uiPriority="1" w:qFormat="1"/>
     <w:lsdException w:name="heading 1" w:uiPriority="1" w:qFormat="1"/>
     <w:lsdException w:name="heading 2" w:semiHidden="1" w:uiPriority="1" w:unhideWhenUsed="1" w:qFormat="1"/>
@@ -40612,7 +40717,6 @@
     <w:lsdException w:name="Smart Hyperlink" w:semiHidden="1" w:unhideWhenUsed="1"/>
     <w:lsdException w:name="Hashtag" w:semiHidden="1" w:unhideWhenUsed="1"/>
     <w:lsdException w:name="Unresolved Mention" w:semiHidden="1" w:unhideWhenUsed="1"/>
-    <w:lsdException w:name="Smart Link" w:semiHidden="1" w:unhideWhenUsed="1"/>
   </w:latentStyles>
   <w:style w:type="paragraph" w:default="1" w:styleId="Normal">
     <w:name w:val="Normal"/>
@@ -41408,7 +41512,7 @@
 </file>
 
 <file path=customXml/itemProps2.xml><?xml version="1.0" encoding="utf-8"?>
-<ds:datastoreItem xmlns:ds="http://schemas.openxmlformats.org/officeDocument/2006/customXml" ds:itemID="{FE34FA8E-0CAF-47D6-BD5E-2751970F886D}">
+<ds:datastoreItem xmlns:ds="http://schemas.openxmlformats.org/officeDocument/2006/customXml" ds:itemID="{291DCD2C-BC57-4292-A144-B3FB3A0D0242}">
   <ds:schemaRefs>
     <ds:schemaRef ds:uri="http://schemas.openxmlformats.org/officeDocument/2006/bibliography"/>
   </ds:schemaRefs>
